--- a/downloads/teacher/05 Materials/Unit 04/Handouts/Handout 04.11 - Client Cards and Needs and Wants List.docx
+++ b/downloads/teacher/05 Materials/Unit 04/Handouts/Handout 04.11 - Client Cards and Needs and Wants List.docx
@@ -110,41 +110,368 @@
         </w:rPr>
         <w:t xml:space="preserve">Must have (needs):</w:t>
       </w:r>
+    </w:p>
+    <w:p>
+      <w:pPr>
+        <w:numPr>
+          <w:ilvl w:val="0"/>
+          <w:numId w:val="1001"/>
+        </w:numPr>
+        <w:pStyle w:val="Compact"/>
+      </w:pPr>
+      <w:r>
+        <w:t xml:space="preserve">A bed he can get in and out of with the walker, with one open side facing the path</w:t>
+      </w:r>
+    </w:p>
+    <w:p>
+      <w:pPr>
+        <w:numPr>
+          <w:ilvl w:val="0"/>
+          <w:numId w:val="1001"/>
+        </w:numPr>
+        <w:pStyle w:val="Compact"/>
+      </w:pPr>
+      <w:r>
+        <w:t xml:space="preserve">A clear path at least 36 inches wide from the door to the bed, and from the bed to the closet</w:t>
+      </w:r>
+    </w:p>
+    <w:p>
+      <w:pPr>
+        <w:numPr>
+          <w:ilvl w:val="0"/>
+          <w:numId w:val="1001"/>
+        </w:numPr>
+        <w:pStyle w:val="Compact"/>
+      </w:pPr>
+      <w:r>
+        <w:t xml:space="preserve">Nothing on the floor that can catch the walker’s feet</w:t>
+      </w:r>
+    </w:p>
+    <w:p>
+      <w:pPr>
+        <w:numPr>
+          <w:ilvl w:val="0"/>
+          <w:numId w:val="1001"/>
+        </w:numPr>
+        <w:pStyle w:val="Compact"/>
+      </w:pPr>
+      <w:r>
+        <w:t xml:space="preserve">A chair with arms and a firm seat</w:t>
+      </w:r>
+    </w:p>
+    <w:p>
+      <w:pPr>
+        <w:numPr>
+          <w:ilvl w:val="0"/>
+          <w:numId w:val="1001"/>
+        </w:numPr>
+        <w:pStyle w:val="Compact"/>
+      </w:pPr>
+      <w:r>
+        <w:t xml:space="preserve">A lamp he can turn on from the bed</w:t>
+      </w:r>
+    </w:p>
+    <w:p>
+      <w:pPr>
+        <w:numPr>
+          <w:ilvl w:val="0"/>
+          <w:numId w:val="1001"/>
+        </w:numPr>
+        <w:pStyle w:val="Compact"/>
+      </w:pPr>
+      <w:r>
+        <w:t xml:space="preserve">A night light on the path</w:t>
+      </w:r>
+    </w:p>
+    <w:p>
+      <w:pPr>
+        <w:pStyle w:val="FirstParagraph"/>
+      </w:pPr>
+      <w:r>
+        <w:rPr>
+          <w:b/>
+        </w:rPr>
+        <w:t xml:space="preserve">Would like (wants):</w:t>
+      </w:r>
+    </w:p>
+    <w:p>
+      <w:pPr>
+        <w:numPr>
+          <w:ilvl w:val="0"/>
+          <w:numId w:val="1002"/>
+        </w:numPr>
+        <w:pStyle w:val="Compact"/>
+      </w:pPr>
+      <w:r>
+        <w:t xml:space="preserve">A place for his photos where he can see them from the bed</w:t>
+      </w:r>
+    </w:p>
+    <w:p>
+      <w:pPr>
+        <w:numPr>
+          <w:ilvl w:val="0"/>
+          <w:numId w:val="1002"/>
+        </w:numPr>
+        <w:pStyle w:val="Compact"/>
+      </w:pPr>
+      <w:r>
+        <w:t xml:space="preserve">A small TV</w:t>
+      </w:r>
+    </w:p>
+    <w:p>
+      <w:pPr>
+        <w:numPr>
+          <w:ilvl w:val="0"/>
+          <w:numId w:val="1002"/>
+        </w:numPr>
+        <w:pStyle w:val="Compact"/>
+      </w:pPr>
+      <w:r>
+        <w:t xml:space="preserve">His favorite color is blue</w:t>
+      </w:r>
+    </w:p>
+    <w:p>
+      <w:pPr>
+        <w:pStyle w:val="FirstParagraph"/>
+      </w:pPr>
+      <w:r>
+        <w:rPr>
+          <w:b/>
+        </w:rPr>
+        <w:t xml:space="preserve">Budget:</w:t>
+      </w:r>
       <w:r>
         <w:t xml:space="preserve"> </w:t>
       </w:r>
       <w:r>
-        <w:t xml:space="preserve">- A bed he can get in and out of with the walker, with one open side facing the path</w:t>
+        <w:t xml:space="preserve">$400</w:t>
       </w:r>
       <w:r>
         <w:t xml:space="preserve"> </w:t>
       </w:r>
       <w:r>
-        <w:t xml:space="preserve">- A clear path at least 36 inches wide from the door to the bed, and from the bed to the closet</w:t>
+        <w:rPr>
+          <w:rStyle w:val="TeacherNote"/>
+        </w:rPr>
+        <w:t xml:space="preserve">[update]</w:t>
+      </w:r>
+    </w:p>
+    <w:p>
+      <w:pPr>
+        <w:pStyle w:val="BodyText"/>
+      </w:pPr>
+      <w:r>
+        <w:rPr>
+          <w:b/>
+        </w:rPr>
+        <w:t xml:space="preserve">The rule:</w:t>
       </w:r>
       <w:r>
         <w:t xml:space="preserve"> </w:t>
       </w:r>
       <w:r>
-        <w:t xml:space="preserve">- Nothing on the floor that can catch the walker’s feet</w:t>
+        <w:t xml:space="preserve">no loose rugs. A rug must be flat and taped down, or there is no rug.</w:t>
+      </w:r>
+    </w:p>
+    <w:p>
+      <w:r>
+        <w:br w:type="page"/>
+      </w:r>
+    </w:p>
+    <w:p>
+      <w:pPr>
+        <w:pStyle w:val="Heading3"/>
+      </w:pPr>
+      <w:bookmarkStart w:id="23" w:name="card-2-the-delgado-family-path-a"/>
+      <w:r>
+        <w:t xml:space="preserve">Card 2: The Delgado family (Path A)</w:t>
+      </w:r>
+      <w:bookmarkEnd w:id="23"/>
+    </w:p>
+    <w:p>
+      <w:pPr>
+        <w:pStyle w:val="FirstParagraph"/>
+      </w:pPr>
+      <w:r>
+        <w:t xml:space="preserve">Picture line: a desk and two beds</w:t>
+      </w:r>
+    </w:p>
+    <w:p>
+      <w:pPr>
+        <w:pStyle w:val="BodyText"/>
+      </w:pPr>
+      <w:r>
+        <w:rPr>
+          <w:b/>
+        </w:rPr>
+        <w:t xml:space="preserve">Who:</w:t>
       </w:r>
       <w:r>
         <w:t xml:space="preserve"> </w:t>
       </w:r>
       <w:r>
-        <w:t xml:space="preserve">- A chair with arms and a firm seat</w:t>
+        <w:t xml:space="preserve">Mia Delgado, 13, shares a bedroom with her sister Luz, 8. Mia has homework every night and no quiet place to do it. Luz’s toys are everywhere.</w:t>
+      </w:r>
+    </w:p>
+    <w:p>
+      <w:pPr>
+        <w:pStyle w:val="BodyText"/>
+      </w:pPr>
+      <w:r>
+        <w:rPr>
+          <w:b/>
+        </w:rPr>
+        <w:t xml:space="preserve">The room:</w:t>
       </w:r>
       <w:r>
         <w:t xml:space="preserve"> </w:t>
       </w:r>
       <w:r>
-        <w:t xml:space="preserve">- A lamp he can turn on from the bed</w:t>
+        <w:t xml:space="preserve">12 feet by 14 feet. The door is 3 feet wide, on a 12-foot wall, at the corner; it swings into the room. One window, 4 feet wide, is centered on a 14-foot wall. The closet is 2 feet deep by 6 feet wide, on the 12-foot wall opposite the door. Ceiling 8 feet.</w:t>
+      </w:r>
+    </w:p>
+    <w:p>
+      <w:pPr>
+        <w:pStyle w:val="BodyText"/>
+      </w:pPr>
+      <w:r>
+        <w:rPr>
+          <w:b/>
+        </w:rPr>
+        <w:t xml:space="preserve">Must have (needs):</w:t>
+      </w:r>
+    </w:p>
+    <w:p>
+      <w:pPr>
+        <w:numPr>
+          <w:ilvl w:val="0"/>
+          <w:numId w:val="1003"/>
+        </w:numPr>
+        <w:pStyle w:val="Compact"/>
+      </w:pPr>
+      <w:r>
+        <w:t xml:space="preserve">Two sleeping spots (two twin beds, or a bunk bed)</w:t>
+      </w:r>
+    </w:p>
+    <w:p>
+      <w:pPr>
+        <w:numPr>
+          <w:ilvl w:val="0"/>
+          <w:numId w:val="1003"/>
+        </w:numPr>
+        <w:pStyle w:val="Compact"/>
+      </w:pPr>
+      <w:r>
+        <w:t xml:space="preserve">A study corner for Mia with a desk, a light, and a shelf, that Luz’s toys do not spill into</w:t>
+      </w:r>
+    </w:p>
+    <w:p>
+      <w:pPr>
+        <w:numPr>
+          <w:ilvl w:val="0"/>
+          <w:numId w:val="1003"/>
+        </w:numPr>
+        <w:pStyle w:val="Compact"/>
+      </w:pPr>
+      <w:r>
+        <w:t xml:space="preserve">Storage for both sisters’ clothes</w:t>
+      </w:r>
+    </w:p>
+    <w:p>
+      <w:pPr>
+        <w:numPr>
+          <w:ilvl w:val="0"/>
+          <w:numId w:val="1003"/>
+        </w:numPr>
+        <w:pStyle w:val="Compact"/>
+      </w:pPr>
+      <w:r>
+        <w:t xml:space="preserve">A place for Luz’s toys that is not the floor</w:t>
+      </w:r>
+    </w:p>
+    <w:p>
+      <w:pPr>
+        <w:numPr>
+          <w:ilvl w:val="0"/>
+          <w:numId w:val="1003"/>
+        </w:numPr>
+        <w:pStyle w:val="Compact"/>
+      </w:pPr>
+      <w:r>
+        <w:t xml:space="preserve">A clear path at least 30 inches wide from the door to each bed and to the closet</w:t>
+      </w:r>
+    </w:p>
+    <w:p>
+      <w:pPr>
+        <w:pStyle w:val="FirstParagraph"/>
+      </w:pPr>
+      <w:r>
+        <w:rPr>
+          <w:b/>
+        </w:rPr>
+        <w:t xml:space="preserve">Would like (wants):</w:t>
+      </w:r>
+    </w:p>
+    <w:p>
+      <w:pPr>
+        <w:numPr>
+          <w:ilvl w:val="0"/>
+          <w:numId w:val="1004"/>
+        </w:numPr>
+        <w:pStyle w:val="Compact"/>
+      </w:pPr>
+      <w:r>
+        <w:t xml:space="preserve">A divider or curtain between the two sides</w:t>
+      </w:r>
+    </w:p>
+    <w:p>
+      <w:pPr>
+        <w:numPr>
+          <w:ilvl w:val="0"/>
+          <w:numId w:val="1004"/>
+        </w:numPr>
+        <w:pStyle w:val="Compact"/>
+      </w:pPr>
+      <w:r>
+        <w:t xml:space="preserve">A spot for Luz to play on the floor</w:t>
+      </w:r>
+    </w:p>
+    <w:p>
+      <w:pPr>
+        <w:numPr>
+          <w:ilvl w:val="0"/>
+          <w:numId w:val="1004"/>
+        </w:numPr>
+        <w:pStyle w:val="Compact"/>
+      </w:pPr>
+      <w:r>
+        <w:t xml:space="preserve">Mia wants purple; Luz wants yellow</w:t>
+      </w:r>
+    </w:p>
+    <w:p>
+      <w:pPr>
+        <w:pStyle w:val="FirstParagraph"/>
+      </w:pPr>
+      <w:r>
+        <w:rPr>
+          <w:b/>
+        </w:rPr>
+        <w:t xml:space="preserve">Budget:</w:t>
       </w:r>
       <w:r>
         <w:t xml:space="preserve"> </w:t>
       </w:r>
       <w:r>
-        <w:t xml:space="preserve">- A night light on the path</w:t>
+        <w:t xml:space="preserve">$400</w:t>
+      </w:r>
+      <w:r>
+        <w:t xml:space="preserve"> </w:t>
+      </w:r>
+      <w:r>
+        <w:rPr>
+          <w:rStyle w:val="TeacherNote"/>
+        </w:rPr>
+        <w:t xml:space="preserve">[update]</w:t>
       </w:r>
     </w:p>
     <w:p>
@@ -155,25 +482,278 @@
         <w:rPr>
           <w:b/>
         </w:rPr>
+        <w:t xml:space="preserve">The rule:</w:t>
+      </w:r>
+      <w:r>
+        <w:t xml:space="preserve"> </w:t>
+      </w:r>
+      <w:r>
+        <w:t xml:space="preserve">if there is a bunk bed, the older sister takes the top.</w:t>
+      </w:r>
+    </w:p>
+    <w:p>
+      <w:r>
+        <w:br w:type="page"/>
+      </w:r>
+    </w:p>
+    <w:p>
+      <w:pPr>
+        <w:pStyle w:val="Heading3"/>
+      </w:pPr>
+      <w:bookmarkStart w:id="24" w:name="Xc1884969f3a142ba464010c795cee272451f431"/>
+      <w:r>
+        <w:t xml:space="preserve">Card 3: The Nguyen family (Path A, a mudroom in the front entry)</w:t>
+      </w:r>
+      <w:bookmarkEnd w:id="24"/>
+    </w:p>
+    <w:p>
+      <w:pPr>
+        <w:pStyle w:val="FirstParagraph"/>
+      </w:pPr>
+      <w:r>
+        <w:t xml:space="preserve">Picture line: a coat hook and a boot</w:t>
+      </w:r>
+    </w:p>
+    <w:p>
+      <w:pPr>
+        <w:pStyle w:val="BodyText"/>
+      </w:pPr>
+      <w:r>
+        <w:rPr>
+          <w:b/>
+        </w:rPr>
+        <w:t xml:space="preserve">Who:</w:t>
+      </w:r>
+      <w:r>
+        <w:t xml:space="preserve"> </w:t>
+      </w:r>
+      <w:r>
+        <w:t xml:space="preserve">Two parents, two kids in elementary school, and a dog. Every morning four people and a dog leave through one small front entry, and every afternoon everything they carried comes back in and lands on the floor.</w:t>
+      </w:r>
+    </w:p>
+    <w:p>
+      <w:pPr>
+        <w:pStyle w:val="BodyText"/>
+      </w:pPr>
+      <w:r>
+        <w:rPr>
+          <w:b/>
+        </w:rPr>
+        <w:t xml:space="preserve">The room:</w:t>
+      </w:r>
+      <w:r>
+        <w:t xml:space="preserve"> </w:t>
+      </w:r>
+      <w:r>
+        <w:t xml:space="preserve">the front entry is 6 feet by 9 feet. The front door is 3 feet wide, on a 6-foot wall, and swings into the entry. An open doorway (no door), 3 feet wide, is on the opposite 6-foot wall, leading to the living room. One small window, 2 feet wide, is on a 9-foot wall near the front door. No closet. Ceiling 8 feet.</w:t>
+      </w:r>
+    </w:p>
+    <w:p>
+      <w:pPr>
+        <w:pStyle w:val="BodyText"/>
+      </w:pPr>
+      <w:r>
+        <w:rPr>
+          <w:b/>
+        </w:rPr>
+        <w:t xml:space="preserve">Must have (needs):</w:t>
+      </w:r>
+    </w:p>
+    <w:p>
+      <w:pPr>
+        <w:numPr>
+          <w:ilvl w:val="0"/>
+          <w:numId w:val="1005"/>
+        </w:numPr>
+        <w:pStyle w:val="Compact"/>
+      </w:pPr>
+      <w:r>
+        <w:t xml:space="preserve">A place to sit and take shoes off</w:t>
+      </w:r>
+    </w:p>
+    <w:p>
+      <w:pPr>
+        <w:numPr>
+          <w:ilvl w:val="0"/>
+          <w:numId w:val="1005"/>
+        </w:numPr>
+        <w:pStyle w:val="Compact"/>
+      </w:pPr>
+      <w:r>
+        <w:t xml:space="preserve">Hooks for four coats and four backpacks, at heights the kids can reach</w:t>
+      </w:r>
+    </w:p>
+    <w:p>
+      <w:pPr>
+        <w:numPr>
+          <w:ilvl w:val="0"/>
+          <w:numId w:val="1005"/>
+        </w:numPr>
+        <w:pStyle w:val="Compact"/>
+      </w:pPr>
+      <w:r>
+        <w:t xml:space="preserve">A bin or cubby for each person’s shoes</w:t>
+      </w:r>
+    </w:p>
+    <w:p>
+      <w:pPr>
+        <w:numPr>
+          <w:ilvl w:val="0"/>
+          <w:numId w:val="1005"/>
+        </w:numPr>
+        <w:pStyle w:val="Compact"/>
+      </w:pPr>
+      <w:r>
+        <w:t xml:space="preserve">A spot for the dog’s leash and a towel</w:t>
+      </w:r>
+    </w:p>
+    <w:p>
+      <w:pPr>
+        <w:numPr>
+          <w:ilvl w:val="0"/>
+          <w:numId w:val="1005"/>
+        </w:numPr>
+        <w:pStyle w:val="Compact"/>
+      </w:pPr>
+      <w:r>
+        <w:t xml:space="preserve">A mat for wet shoes inside the front door</w:t>
+      </w:r>
+    </w:p>
+    <w:p>
+      <w:pPr>
+        <w:numPr>
+          <w:ilvl w:val="0"/>
+          <w:numId w:val="1005"/>
+        </w:numPr>
+        <w:pStyle w:val="Compact"/>
+      </w:pPr>
+      <w:r>
+        <w:t xml:space="preserve">The front door must open all the way</w:t>
+      </w:r>
+    </w:p>
+    <w:p>
+      <w:pPr>
+        <w:numPr>
+          <w:ilvl w:val="0"/>
+          <w:numId w:val="1005"/>
+        </w:numPr>
+        <w:pStyle w:val="Compact"/>
+      </w:pPr>
+      <w:r>
+        <w:t xml:space="preserve">A clear path at least 36 inches wide straight through from the front door to the living room doorway</w:t>
+      </w:r>
+    </w:p>
+    <w:p>
+      <w:pPr>
+        <w:pStyle w:val="FirstParagraph"/>
+      </w:pPr>
+      <w:r>
+        <w:rPr>
+          <w:b/>
+        </w:rPr>
         <w:t xml:space="preserve">Would like (wants):</w:t>
       </w:r>
+    </w:p>
+    <w:p>
+      <w:pPr>
+        <w:numPr>
+          <w:ilvl w:val="0"/>
+          <w:numId w:val="1006"/>
+        </w:numPr>
+        <w:pStyle w:val="Compact"/>
+      </w:pPr>
+      <w:r>
+        <w:t xml:space="preserve">A mirror</w:t>
+      </w:r>
+    </w:p>
+    <w:p>
+      <w:pPr>
+        <w:numPr>
+          <w:ilvl w:val="0"/>
+          <w:numId w:val="1006"/>
+        </w:numPr>
+        <w:pStyle w:val="Compact"/>
+      </w:pPr>
+      <w:r>
+        <w:t xml:space="preserve">A spot for mail and keys</w:t>
+      </w:r>
+    </w:p>
+    <w:p>
+      <w:pPr>
+        <w:numPr>
+          <w:ilvl w:val="0"/>
+          <w:numId w:val="1006"/>
+        </w:numPr>
+        <w:pStyle w:val="Compact"/>
+      </w:pPr>
+      <w:r>
+        <w:t xml:space="preserve">A bench with storage inside it</w:t>
+      </w:r>
+    </w:p>
+    <w:p>
+      <w:pPr>
+        <w:pStyle w:val="FirstParagraph"/>
+      </w:pPr>
+      <w:r>
+        <w:rPr>
+          <w:b/>
+        </w:rPr>
+        <w:t xml:space="preserve">Budget:</w:t>
+      </w:r>
       <w:r>
         <w:t xml:space="preserve"> </w:t>
       </w:r>
       <w:r>
-        <w:t xml:space="preserve">- A place for his photos where he can see them from the bed</w:t>
+        <w:t xml:space="preserve">$400</w:t>
       </w:r>
       <w:r>
         <w:t xml:space="preserve"> </w:t>
       </w:r>
       <w:r>
-        <w:t xml:space="preserve">- A small TV</w:t>
+        <w:rPr>
+          <w:rStyle w:val="TeacherNote"/>
+        </w:rPr>
+        <w:t xml:space="preserve">[update]</w:t>
+      </w:r>
+    </w:p>
+    <w:p>
+      <w:pPr>
+        <w:pStyle w:val="BodyText"/>
+      </w:pPr>
+      <w:r>
+        <w:rPr>
+          <w:b/>
+        </w:rPr>
+        <w:t xml:space="preserve">The rule:</w:t>
       </w:r>
       <w:r>
         <w:t xml:space="preserve"> </w:t>
       </w:r>
       <w:r>
-        <w:t xml:space="preserve">- His favorite color is blue</w:t>
+        <w:t xml:space="preserve">nothing in the swing of the front door.</w:t>
+      </w:r>
+    </w:p>
+    <w:p>
+      <w:r>
+        <w:br w:type="page"/>
+      </w:r>
+    </w:p>
+    <w:p>
+      <w:pPr>
+        <w:pStyle w:val="Heading3"/>
+      </w:pPr>
+      <w:bookmarkStart w:id="25" w:name="card-4-the-ahmed-family-path-a"/>
+      <w:r>
+        <w:t xml:space="preserve">Card 4: The Ahmed family (Path A)</w:t>
+      </w:r>
+      <w:bookmarkEnd w:id="25"/>
+    </w:p>
+    <w:p>
+      <w:pPr>
+        <w:pStyle w:val="FirstParagraph"/>
+      </w:pPr>
+      <w:r>
+        <w:t xml:space="preserve">Picture line: a crib</w:t>
       </w:r>
     </w:p>
     <w:p>
@@ -184,6 +764,170 @@
         <w:rPr>
           <w:b/>
         </w:rPr>
+        <w:t xml:space="preserve">Who:</w:t>
+      </w:r>
+      <w:r>
+        <w:t xml:space="preserve"> </w:t>
+      </w:r>
+      <w:r>
+        <w:t xml:space="preserve">Sami and Leyla Ahmed live in a one-bedroom apartment. Their first baby is due next month. The baby will sleep in their bedroom for the first year.</w:t>
+      </w:r>
+    </w:p>
+    <w:p>
+      <w:pPr>
+        <w:pStyle w:val="BodyText"/>
+      </w:pPr>
+      <w:r>
+        <w:rPr>
+          <w:b/>
+        </w:rPr>
+        <w:t xml:space="preserve">The room:</w:t>
+      </w:r>
+      <w:r>
+        <w:t xml:space="preserve"> </w:t>
+      </w:r>
+      <w:r>
+        <w:t xml:space="preserve">11 feet by 13 feet. The door is 3 feet wide, on an 11-foot wall, at the corner; it swings into the room. One window, 4 feet wide, is centered on a 13-foot wall. The closet is 2 feet deep by 5 feet wide, on the other 13-foot wall, near the door. Ceiling 8 feet.</w:t>
+      </w:r>
+    </w:p>
+    <w:p>
+      <w:pPr>
+        <w:pStyle w:val="BodyText"/>
+      </w:pPr>
+      <w:r>
+        <w:rPr>
+          <w:b/>
+        </w:rPr>
+        <w:t xml:space="preserve">Must have (needs):</w:t>
+      </w:r>
+    </w:p>
+    <w:p>
+      <w:pPr>
+        <w:numPr>
+          <w:ilvl w:val="0"/>
+          <w:numId w:val="1007"/>
+        </w:numPr>
+        <w:pStyle w:val="Compact"/>
+      </w:pPr>
+      <w:r>
+        <w:t xml:space="preserve">Their full-size bed stays</w:t>
+      </w:r>
+    </w:p>
+    <w:p>
+      <w:pPr>
+        <w:numPr>
+          <w:ilvl w:val="0"/>
+          <w:numId w:val="1007"/>
+        </w:numPr>
+        <w:pStyle w:val="Compact"/>
+      </w:pPr>
+      <w:r>
+        <w:t xml:space="preserve">A crib with clear space around it, at least 3 feet from the window and from any cord, heater, or shelf that could fall</w:t>
+      </w:r>
+    </w:p>
+    <w:p>
+      <w:pPr>
+        <w:numPr>
+          <w:ilvl w:val="0"/>
+          <w:numId w:val="1007"/>
+        </w:numPr>
+        <w:pStyle w:val="Compact"/>
+      </w:pPr>
+      <w:r>
+        <w:t xml:space="preserve">A changing spot with supplies within arm’s reach, so no one turns away from the baby</w:t>
+      </w:r>
+    </w:p>
+    <w:p>
+      <w:pPr>
+        <w:numPr>
+          <w:ilvl w:val="0"/>
+          <w:numId w:val="1007"/>
+        </w:numPr>
+        <w:pStyle w:val="Compact"/>
+      </w:pPr>
+      <w:r>
+        <w:t xml:space="preserve">A chair for night feedings, near the crib</w:t>
+      </w:r>
+    </w:p>
+    <w:p>
+      <w:pPr>
+        <w:numPr>
+          <w:ilvl w:val="0"/>
+          <w:numId w:val="1007"/>
+        </w:numPr>
+        <w:pStyle w:val="Compact"/>
+      </w:pPr>
+      <w:r>
+        <w:t xml:space="preserve">A clear path at least 30 inches wide from the door to the bed, the crib, and the closet</w:t>
+      </w:r>
+    </w:p>
+    <w:p>
+      <w:pPr>
+        <w:numPr>
+          <w:ilvl w:val="0"/>
+          <w:numId w:val="1007"/>
+        </w:numPr>
+        <w:pStyle w:val="Compact"/>
+      </w:pPr>
+      <w:r>
+        <w:t xml:space="preserve">Window coverings with no dangling cords</w:t>
+      </w:r>
+    </w:p>
+    <w:p>
+      <w:pPr>
+        <w:pStyle w:val="FirstParagraph"/>
+      </w:pPr>
+      <w:r>
+        <w:rPr>
+          <w:b/>
+        </w:rPr>
+        <w:t xml:space="preserve">Would like (wants):</w:t>
+      </w:r>
+    </w:p>
+    <w:p>
+      <w:pPr>
+        <w:numPr>
+          <w:ilvl w:val="0"/>
+          <w:numId w:val="1008"/>
+        </w:numPr>
+        <w:pStyle w:val="Compact"/>
+      </w:pPr>
+      <w:r>
+        <w:t xml:space="preserve">A lamp that can dim</w:t>
+      </w:r>
+    </w:p>
+    <w:p>
+      <w:pPr>
+        <w:numPr>
+          <w:ilvl w:val="0"/>
+          <w:numId w:val="1008"/>
+        </w:numPr>
+        <w:pStyle w:val="Compact"/>
+      </w:pPr>
+      <w:r>
+        <w:t xml:space="preserve">Soft, calm colors</w:t>
+      </w:r>
+    </w:p>
+    <w:p>
+      <w:pPr>
+        <w:numPr>
+          <w:ilvl w:val="0"/>
+          <w:numId w:val="1008"/>
+        </w:numPr>
+        <w:pStyle w:val="Compact"/>
+      </w:pPr>
+      <w:r>
+        <w:t xml:space="preserve">A small dresser for baby clothes</w:t>
+      </w:r>
+    </w:p>
+    <w:p>
+      <w:pPr>
+        <w:pStyle w:val="FirstParagraph"/>
+      </w:pPr>
+      <w:r>
+        <w:rPr>
+          <w:b/>
+        </w:rPr>
         <w:t xml:space="preserve">Budget:</w:t>
       </w:r>
       <w:r>
@@ -216,7 +960,7 @@
         <w:t xml:space="preserve"> </w:t>
       </w:r>
       <w:r>
-        <w:t xml:space="preserve">no loose rugs. A rug must be flat and taped down, or there is no rug.</w:t>
+        <w:t xml:space="preserve">nothing goes in the crib but the baby and a fitted sheet (safe sleep, from Lesson 3.17).</w:t>
       </w:r>
     </w:p>
     <w:p>
@@ -228,18 +972,18 @@
       <w:pPr>
         <w:pStyle w:val="Heading3"/>
       </w:pPr>
-      <w:bookmarkStart w:id="23" w:name="card-2-the-delgado-family-path-a"/>
-      <w:r>
-        <w:t xml:space="preserve">Card 2: The Delgado family (Path A)</w:t>
-      </w:r>
-      <w:bookmarkEnd w:id="23"/>
+      <w:bookmarkStart w:id="26" w:name="card-5-jordan-and-sam-path-b-tiny-house"/>
+      <w:r>
+        <w:t xml:space="preserve">Card 5: Jordan and Sam (Path B, Tiny House)</w:t>
+      </w:r>
+      <w:bookmarkEnd w:id="26"/>
     </w:p>
     <w:p>
       <w:pPr>
         <w:pStyle w:val="FirstParagraph"/>
       </w:pPr>
       <w:r>
-        <w:t xml:space="preserve">Picture line: a desk and two beds</w:t>
+        <w:t xml:space="preserve">Picture line: a tiny house on a trailer</w:t>
       </w:r>
     </w:p>
     <w:p>
@@ -256,7 +1000,7 @@
         <w:t xml:space="preserve"> </w:t>
       </w:r>
       <w:r>
-        <w:t xml:space="preserve">Mia Delgado, 13, shares a bedroom with her sister Luz, 8. Mia has homework every night and no quiet place to do it. Luz’s toys are everywhere.</w:t>
+        <w:t xml:space="preserve">Jordan and Sam are a couple in their late twenties. They both work from laptops. They want to own a home without a mortgage, so they are building a tiny house on a trailer. The shell is built. The inside is empty.</w:t>
       </w:r>
     </w:p>
     <w:p>
@@ -267,13 +1011,267 @@
         <w:rPr>
           <w:b/>
         </w:rPr>
+        <w:t xml:space="preserve">The home:</w:t>
+      </w:r>
+      <w:r>
+        <w:t xml:space="preserve"> </w:t>
+      </w:r>
+      <w:r>
+        <w:t xml:space="preserve">the inside is 8 feet wide by 24 feet long (192 square feet). The ceiling is 10 feet at the high end. A sleeping loft, 8 feet by 8 feet, sits over one end of the house, with 4 feet of headroom (nobody can stand up there). Under the loft the ceiling is 6 feet. The door is 3 feet wide, on a long wall, 3 feet from the loft end, and swings out. There are two windows, 3 feet wide each, on each long wall, and one small window at the far end.</w:t>
+      </w:r>
+    </w:p>
+    <w:p>
+      <w:pPr>
+        <w:pStyle w:val="BodyText"/>
+      </w:pPr>
+      <w:r>
+        <w:rPr>
+          <w:b/>
+        </w:rPr>
+        <w:t xml:space="preserve">Must have (needs):</w:t>
+      </w:r>
+    </w:p>
+    <w:p>
+      <w:pPr>
+        <w:numPr>
+          <w:ilvl w:val="0"/>
+          <w:numId w:val="1009"/>
+        </w:numPr>
+        <w:pStyle w:val="Compact"/>
+      </w:pPr>
+      <w:r>
+        <w:t xml:space="preserve">A kitchen with a two-burner cooktop, a sink, a mini fridge, and at least 4 feet of counter</w:t>
+      </w:r>
+    </w:p>
+    <w:p>
+      <w:pPr>
+        <w:numPr>
+          <w:ilvl w:val="0"/>
+          <w:numId w:val="1009"/>
+        </w:numPr>
+        <w:pStyle w:val="Compact"/>
+      </w:pPr>
+      <w:r>
+        <w:t xml:space="preserve">A bathroom, 3 feet by 5 feet, with a shower and a composting toilet, with a door or a curtain</w:t>
+      </w:r>
+    </w:p>
+    <w:p>
+      <w:pPr>
+        <w:numPr>
+          <w:ilvl w:val="0"/>
+          <w:numId w:val="1009"/>
+        </w:numPr>
+        <w:pStyle w:val="Compact"/>
+      </w:pPr>
+      <w:r>
+        <w:t xml:space="preserve">A table where two people can work and eat at the same time</w:t>
+      </w:r>
+    </w:p>
+    <w:p>
+      <w:pPr>
+        <w:numPr>
+          <w:ilvl w:val="0"/>
+          <w:numId w:val="1009"/>
+        </w:numPr>
+        <w:pStyle w:val="Compact"/>
+      </w:pPr>
+      <w:r>
+        <w:t xml:space="preserve">Seating for two</w:t>
+      </w:r>
+    </w:p>
+    <w:p>
+      <w:pPr>
+        <w:numPr>
+          <w:ilvl w:val="0"/>
+          <w:numId w:val="1009"/>
+        </w:numPr>
+        <w:pStyle w:val="Compact"/>
+      </w:pPr>
+      <w:r>
+        <w:t xml:space="preserve">Storage for clothes and for food</w:t>
+      </w:r>
+    </w:p>
+    <w:p>
+      <w:pPr>
+        <w:numPr>
+          <w:ilvl w:val="0"/>
+          <w:numId w:val="1009"/>
+        </w:numPr>
+        <w:pStyle w:val="Compact"/>
+      </w:pPr>
+      <w:r>
+        <w:t xml:space="preserve">The loft is the bedroom: a mattress up there and a ladder or stairs to reach it</w:t>
+      </w:r>
+    </w:p>
+    <w:p>
+      <w:pPr>
+        <w:numPr>
+          <w:ilvl w:val="0"/>
+          <w:numId w:val="1009"/>
+        </w:numPr>
+        <w:pStyle w:val="Compact"/>
+      </w:pPr>
+      <w:r>
+        <w:t xml:space="preserve">A clear path at least 30 inches wide from the door to every zone</w:t>
+      </w:r>
+    </w:p>
+    <w:p>
+      <w:pPr>
+        <w:pStyle w:val="FirstParagraph"/>
+      </w:pPr>
+      <w:r>
+        <w:rPr>
+          <w:b/>
+        </w:rPr>
+        <w:t xml:space="preserve">Would like (wants):</w:t>
+      </w:r>
+    </w:p>
+    <w:p>
+      <w:pPr>
+        <w:numPr>
+          <w:ilvl w:val="0"/>
+          <w:numId w:val="1010"/>
+        </w:numPr>
+        <w:pStyle w:val="Compact"/>
+      </w:pPr>
+      <w:r>
+        <w:t xml:space="preserve">A spot for one bike inside</w:t>
+      </w:r>
+    </w:p>
+    <w:p>
+      <w:pPr>
+        <w:numPr>
+          <w:ilvl w:val="0"/>
+          <w:numId w:val="1010"/>
+        </w:numPr>
+        <w:pStyle w:val="Compact"/>
+      </w:pPr>
+      <w:r>
+        <w:t xml:space="preserve">A window seat</w:t>
+      </w:r>
+    </w:p>
+    <w:p>
+      <w:pPr>
+        <w:numPr>
+          <w:ilvl w:val="0"/>
+          <w:numId w:val="1010"/>
+        </w:numPr>
+        <w:pStyle w:val="Compact"/>
+      </w:pPr>
+      <w:r>
+        <w:t xml:space="preserve">Plants</w:t>
+      </w:r>
+    </w:p>
+    <w:p>
+      <w:pPr>
+        <w:numPr>
+          <w:ilvl w:val="0"/>
+          <w:numId w:val="1010"/>
+        </w:numPr>
+        <w:pStyle w:val="Compact"/>
+      </w:pPr>
+      <w:r>
+        <w:t xml:space="preserve">They like white, natural wood, and green</w:t>
+      </w:r>
+    </w:p>
+    <w:p>
+      <w:pPr>
+        <w:pStyle w:val="FirstParagraph"/>
+      </w:pPr>
+      <w:r>
+        <w:rPr>
+          <w:b/>
+        </w:rPr>
+        <w:t xml:space="preserve">Budget:</w:t>
+      </w:r>
+      <w:r>
+        <w:t xml:space="preserve"> </w:t>
+      </w:r>
+      <w:r>
+        <w:t xml:space="preserve">$1,500 for the interior (furniture, fixtures, storage, finish; not the building itself)</w:t>
+      </w:r>
+      <w:r>
+        <w:t xml:space="preserve"> </w:t>
+      </w:r>
+      <w:r>
+        <w:rPr>
+          <w:rStyle w:val="TeacherNote"/>
+        </w:rPr>
+        <w:t xml:space="preserve">[update]</w:t>
+      </w:r>
+    </w:p>
+    <w:p>
+      <w:pPr>
+        <w:pStyle w:val="BodyText"/>
+      </w:pPr>
+      <w:r>
+        <w:rPr>
+          <w:b/>
+        </w:rPr>
+        <w:t xml:space="preserve">The rule:</w:t>
+      </w:r>
+      <w:r>
+        <w:t xml:space="preserve"> </w:t>
+      </w:r>
+      <w:r>
+        <w:t xml:space="preserve">every piece has to fit through the 3-foot door or fold.</w:t>
+      </w:r>
+    </w:p>
+    <w:p>
+      <w:r>
+        <w:br w:type="page"/>
+      </w:r>
+    </w:p>
+    <w:p>
+      <w:pPr>
+        <w:pStyle w:val="Heading3"/>
+      </w:pPr>
+      <w:bookmarkStart w:id="27" w:name="card-6-the-rivera-family-path-a"/>
+      <w:r>
+        <w:t xml:space="preserve">Card 6: The Rivera family (Path A)</w:t>
+      </w:r>
+      <w:bookmarkEnd w:id="27"/>
+    </w:p>
+    <w:p>
+      <w:pPr>
+        <w:pStyle w:val="FirstParagraph"/>
+      </w:pPr>
+      <w:r>
+        <w:t xml:space="preserve">Picture line: a wheelchair</w:t>
+      </w:r>
+    </w:p>
+    <w:p>
+      <w:pPr>
+        <w:pStyle w:val="BodyText"/>
+      </w:pPr>
+      <w:r>
+        <w:rPr>
+          <w:b/>
+        </w:rPr>
+        <w:t xml:space="preserve">Who:</w:t>
+      </w:r>
+      <w:r>
+        <w:t xml:space="preserve"> </w:t>
+      </w:r>
+      <w:r>
+        <w:t xml:space="preserve">Marco Rivera, 15, uses a manual wheelchair after a car accident last year. He is back at school, plays video games, and is tired of a bedroom he cannot get around in.</w:t>
+      </w:r>
+    </w:p>
+    <w:p>
+      <w:pPr>
+        <w:pStyle w:val="BodyText"/>
+      </w:pPr>
+      <w:r>
+        <w:rPr>
+          <w:b/>
+        </w:rPr>
         <w:t xml:space="preserve">The room:</w:t>
       </w:r>
       <w:r>
         <w:t xml:space="preserve"> </w:t>
       </w:r>
       <w:r>
-        <w:t xml:space="preserve">12 feet by 14 feet. The door is 3 feet wide, on a 12-foot wall, at the corner; it swings into the room. One window, 4 feet wide, is centered on a 14-foot wall. The closet is 2 feet deep by 6 feet wide, on the 12-foot wall opposite the door. Ceiling 8 feet.</w:t>
+        <w:t xml:space="preserve">12 feet by 14 feet. The door is on a 12-foot wall, at the corner, and is being widened to 36 inches clear; it swings into the room. One window, 4 feet wide, is centered on a 14-foot wall. The closet is 2 feet deep by 6 feet wide, on the 12-foot wall opposite the door. Ceiling 8 feet.</w:t>
       </w:r>
     </w:p>
     <w:p>
@@ -286,40 +1284,94 @@
         </w:rPr>
         <w:t xml:space="preserve">Must have (needs):</w:t>
       </w:r>
-      <w:r>
-        <w:t xml:space="preserve"> </w:t>
-      </w:r>
-      <w:r>
-        <w:t xml:space="preserve">- Two sleeping spots (two twin beds, or a bunk bed)</w:t>
-      </w:r>
-      <w:r>
-        <w:t xml:space="preserve"> </w:t>
-      </w:r>
-      <w:r>
-        <w:t xml:space="preserve">- A study corner for Mia with a desk, a light, and a shelf, that Luz’s toys do not spill into</w:t>
-      </w:r>
-      <w:r>
-        <w:t xml:space="preserve"> </w:t>
-      </w:r>
-      <w:r>
-        <w:t xml:space="preserve">- Storage for both sisters’ clothes</w:t>
-      </w:r>
-      <w:r>
-        <w:t xml:space="preserve"> </w:t>
-      </w:r>
-      <w:r>
-        <w:t xml:space="preserve">- A place for Luz’s toys that is not the floor</w:t>
-      </w:r>
-      <w:r>
-        <w:t xml:space="preserve"> </w:t>
-      </w:r>
-      <w:r>
-        <w:t xml:space="preserve">- A clear path at least 30 inches wide from the door to each bed and to the closet</w:t>
-      </w:r>
-    </w:p>
-    <w:p>
-      <w:pPr>
-        <w:pStyle w:val="BodyText"/>
+    </w:p>
+    <w:p>
+      <w:pPr>
+        <w:numPr>
+          <w:ilvl w:val="0"/>
+          <w:numId w:val="1011"/>
+        </w:numPr>
+        <w:pStyle w:val="Compact"/>
+      </w:pPr>
+      <w:r>
+        <w:t xml:space="preserve">A turning circle 60 inches (5 feet) across, somewhere in the open floor, and space to turn beside the bed</w:t>
+      </w:r>
+    </w:p>
+    <w:p>
+      <w:pPr>
+        <w:numPr>
+          <w:ilvl w:val="0"/>
+          <w:numId w:val="1011"/>
+        </w:numPr>
+        <w:pStyle w:val="Compact"/>
+      </w:pPr>
+      <w:r>
+        <w:t xml:space="preserve">A clear path at least 36 inches wide from the door to the bed, the desk, the closet, and the window</w:t>
+      </w:r>
+    </w:p>
+    <w:p>
+      <w:pPr>
+        <w:numPr>
+          <w:ilvl w:val="0"/>
+          <w:numId w:val="1011"/>
+        </w:numPr>
+        <w:pStyle w:val="Compact"/>
+      </w:pPr>
+      <w:r>
+        <w:t xml:space="preserve">A bed about 20 inches high (the same as his chair seat), with open space on one side for the transfer</w:t>
+      </w:r>
+    </w:p>
+    <w:p>
+      <w:pPr>
+        <w:numPr>
+          <w:ilvl w:val="0"/>
+          <w:numId w:val="1011"/>
+        </w:numPr>
+        <w:pStyle w:val="Compact"/>
+      </w:pPr>
+      <w:r>
+        <w:t xml:space="preserve">A desk he can roll under: open underneath, 27 to 30 inches high</w:t>
+      </w:r>
+    </w:p>
+    <w:p>
+      <w:pPr>
+        <w:numPr>
+          <w:ilvl w:val="0"/>
+          <w:numId w:val="1011"/>
+        </w:numPr>
+        <w:pStyle w:val="Compact"/>
+      </w:pPr>
+      <w:r>
+        <w:t xml:space="preserve">A closet rod at 48 inches or lower, and shelves he can reach from the chair</w:t>
+      </w:r>
+    </w:p>
+    <w:p>
+      <w:pPr>
+        <w:numPr>
+          <w:ilvl w:val="0"/>
+          <w:numId w:val="1011"/>
+        </w:numPr>
+        <w:pStyle w:val="Compact"/>
+      </w:pPr>
+      <w:r>
+        <w:t xml:space="preserve">Light switches and outlets he can reach from the chair</w:t>
+      </w:r>
+    </w:p>
+    <w:p>
+      <w:pPr>
+        <w:numPr>
+          <w:ilvl w:val="0"/>
+          <w:numId w:val="1011"/>
+        </w:numPr>
+        <w:pStyle w:val="Compact"/>
+      </w:pPr>
+      <w:r>
+        <w:t xml:space="preserve">Nothing on the floor that catches wheels (no thick rugs)</w:t>
+      </w:r>
+    </w:p>
+    <w:p>
+      <w:pPr>
+        <w:pStyle w:val="FirstParagraph"/>
       </w:pPr>
       <w:r>
         <w:rPr>
@@ -327,756 +1379,46 @@
         </w:rPr>
         <w:t xml:space="preserve">Would like (wants):</w:t>
       </w:r>
-      <w:r>
-        <w:t xml:space="preserve"> </w:t>
-      </w:r>
-      <w:r>
-        <w:t xml:space="preserve">- A divider or curtain between the two sides</w:t>
-      </w:r>
-      <w:r>
-        <w:t xml:space="preserve"> </w:t>
-      </w:r>
-      <w:r>
-        <w:t xml:space="preserve">- A spot for Luz to play on the floor</w:t>
-      </w:r>
-      <w:r>
-        <w:t xml:space="preserve"> </w:t>
-      </w:r>
-      <w:r>
-        <w:t xml:space="preserve">- Mia wants purple; Luz wants yellow</w:t>
-      </w:r>
-    </w:p>
-    <w:p>
-      <w:pPr>
-        <w:pStyle w:val="BodyText"/>
-      </w:pPr>
-      <w:r>
-        <w:rPr>
-          <w:b/>
-        </w:rPr>
-        <w:t xml:space="preserve">Budget:</w:t>
-      </w:r>
-      <w:r>
-        <w:t xml:space="preserve"> </w:t>
-      </w:r>
-      <w:r>
-        <w:t xml:space="preserve">$400</w:t>
-      </w:r>
-      <w:r>
-        <w:t xml:space="preserve"> </w:t>
-      </w:r>
-      <w:r>
-        <w:rPr>
-          <w:rStyle w:val="TeacherNote"/>
-        </w:rPr>
-        <w:t xml:space="preserve">[update]</w:t>
-      </w:r>
-    </w:p>
-    <w:p>
-      <w:pPr>
-        <w:pStyle w:val="BodyText"/>
-      </w:pPr>
-      <w:r>
-        <w:rPr>
-          <w:b/>
-        </w:rPr>
-        <w:t xml:space="preserve">The rule:</w:t>
-      </w:r>
-      <w:r>
-        <w:t xml:space="preserve"> </w:t>
-      </w:r>
-      <w:r>
-        <w:t xml:space="preserve">if there is a bunk bed, the older sister takes the top.</w:t>
-      </w:r>
-    </w:p>
-    <w:p>
-      <w:r>
-        <w:br w:type="page"/>
-      </w:r>
-    </w:p>
-    <w:p>
-      <w:pPr>
-        <w:pStyle w:val="Heading3"/>
-      </w:pPr>
-      <w:bookmarkStart w:id="24" w:name="Xc1884969f3a142ba464010c795cee272451f431"/>
-      <w:r>
-        <w:t xml:space="preserve">Card 3: The Nguyen family (Path A, a mudroom in the front entry)</w:t>
-      </w:r>
-      <w:bookmarkEnd w:id="24"/>
+    </w:p>
+    <w:p>
+      <w:pPr>
+        <w:numPr>
+          <w:ilvl w:val="0"/>
+          <w:numId w:val="1012"/>
+        </w:numPr>
+        <w:pStyle w:val="Compact"/>
+      </w:pPr>
+      <w:r>
+        <w:t xml:space="preserve">A gaming setup</w:t>
+      </w:r>
+    </w:p>
+    <w:p>
+      <w:pPr>
+        <w:numPr>
+          <w:ilvl w:val="0"/>
+          <w:numId w:val="1012"/>
+        </w:numPr>
+        <w:pStyle w:val="Compact"/>
+      </w:pPr>
+      <w:r>
+        <w:t xml:space="preserve">A wall for posters</w:t>
+      </w:r>
+    </w:p>
+    <w:p>
+      <w:pPr>
+        <w:numPr>
+          <w:ilvl w:val="0"/>
+          <w:numId w:val="1012"/>
+        </w:numPr>
+        <w:pStyle w:val="Compact"/>
+      </w:pPr>
+      <w:r>
+        <w:t xml:space="preserve">He likes gray and orange</w:t>
+      </w:r>
     </w:p>
     <w:p>
       <w:pPr>
         <w:pStyle w:val="FirstParagraph"/>
-      </w:pPr>
-      <w:r>
-        <w:t xml:space="preserve">Picture line: a coat hook and a boot</w:t>
-      </w:r>
-    </w:p>
-    <w:p>
-      <w:pPr>
-        <w:pStyle w:val="BodyText"/>
-      </w:pPr>
-      <w:r>
-        <w:rPr>
-          <w:b/>
-        </w:rPr>
-        <w:t xml:space="preserve">Who:</w:t>
-      </w:r>
-      <w:r>
-        <w:t xml:space="preserve"> </w:t>
-      </w:r>
-      <w:r>
-        <w:t xml:space="preserve">Two parents, two kids in elementary school, and a dog. Every morning four people and a dog leave through one small front entry, and every afternoon everything they carried comes back in and lands on the floor.</w:t>
-      </w:r>
-    </w:p>
-    <w:p>
-      <w:pPr>
-        <w:pStyle w:val="BodyText"/>
-      </w:pPr>
-      <w:r>
-        <w:rPr>
-          <w:b/>
-        </w:rPr>
-        <w:t xml:space="preserve">The room:</w:t>
-      </w:r>
-      <w:r>
-        <w:t xml:space="preserve"> </w:t>
-      </w:r>
-      <w:r>
-        <w:t xml:space="preserve">the front entry is 6 feet by 9 feet. The front door is 3 feet wide, on a 6-foot wall, and swings into the entry. An open doorway (no door), 3 feet wide, is on the opposite 6-foot wall, leading to the living room. One small window, 2 feet wide, is on a 9-foot wall near the front door. No closet. Ceiling 8 feet.</w:t>
-      </w:r>
-    </w:p>
-    <w:p>
-      <w:pPr>
-        <w:pStyle w:val="BodyText"/>
-      </w:pPr>
-      <w:r>
-        <w:rPr>
-          <w:b/>
-        </w:rPr>
-        <w:t xml:space="preserve">Must have (needs):</w:t>
-      </w:r>
-      <w:r>
-        <w:t xml:space="preserve"> </w:t>
-      </w:r>
-      <w:r>
-        <w:t xml:space="preserve">- A place to sit and take shoes off</w:t>
-      </w:r>
-      <w:r>
-        <w:t xml:space="preserve"> </w:t>
-      </w:r>
-      <w:r>
-        <w:t xml:space="preserve">- Hooks for four coats and four backpacks, at heights the kids can reach</w:t>
-      </w:r>
-      <w:r>
-        <w:t xml:space="preserve"> </w:t>
-      </w:r>
-      <w:r>
-        <w:t xml:space="preserve">- A bin or cubby for each person’s shoes</w:t>
-      </w:r>
-      <w:r>
-        <w:t xml:space="preserve"> </w:t>
-      </w:r>
-      <w:r>
-        <w:t xml:space="preserve">- A spot for the dog’s leash and a towel</w:t>
-      </w:r>
-      <w:r>
-        <w:t xml:space="preserve"> </w:t>
-      </w:r>
-      <w:r>
-        <w:t xml:space="preserve">- A mat for wet shoes inside the front door</w:t>
-      </w:r>
-      <w:r>
-        <w:t xml:space="preserve"> </w:t>
-      </w:r>
-      <w:r>
-        <w:t xml:space="preserve">- The front door must open all the way</w:t>
-      </w:r>
-      <w:r>
-        <w:t xml:space="preserve"> </w:t>
-      </w:r>
-      <w:r>
-        <w:t xml:space="preserve">- A clear path at least 36 inches wide straight through from the front door to the living room doorway</w:t>
-      </w:r>
-    </w:p>
-    <w:p>
-      <w:pPr>
-        <w:pStyle w:val="BodyText"/>
-      </w:pPr>
-      <w:r>
-        <w:rPr>
-          <w:b/>
-        </w:rPr>
-        <w:t xml:space="preserve">Would like (wants):</w:t>
-      </w:r>
-      <w:r>
-        <w:t xml:space="preserve"> </w:t>
-      </w:r>
-      <w:r>
-        <w:t xml:space="preserve">- A mirror</w:t>
-      </w:r>
-      <w:r>
-        <w:t xml:space="preserve"> </w:t>
-      </w:r>
-      <w:r>
-        <w:t xml:space="preserve">- A spot for mail and keys</w:t>
-      </w:r>
-      <w:r>
-        <w:t xml:space="preserve"> </w:t>
-      </w:r>
-      <w:r>
-        <w:t xml:space="preserve">- A bench with storage inside it</w:t>
-      </w:r>
-    </w:p>
-    <w:p>
-      <w:pPr>
-        <w:pStyle w:val="BodyText"/>
-      </w:pPr>
-      <w:r>
-        <w:rPr>
-          <w:b/>
-        </w:rPr>
-        <w:t xml:space="preserve">Budget:</w:t>
-      </w:r>
-      <w:r>
-        <w:t xml:space="preserve"> </w:t>
-      </w:r>
-      <w:r>
-        <w:t xml:space="preserve">$400</w:t>
-      </w:r>
-      <w:r>
-        <w:t xml:space="preserve"> </w:t>
-      </w:r>
-      <w:r>
-        <w:rPr>
-          <w:rStyle w:val="TeacherNote"/>
-        </w:rPr>
-        <w:t xml:space="preserve">[update]</w:t>
-      </w:r>
-    </w:p>
-    <w:p>
-      <w:pPr>
-        <w:pStyle w:val="BodyText"/>
-      </w:pPr>
-      <w:r>
-        <w:rPr>
-          <w:b/>
-        </w:rPr>
-        <w:t xml:space="preserve">The rule:</w:t>
-      </w:r>
-      <w:r>
-        <w:t xml:space="preserve"> </w:t>
-      </w:r>
-      <w:r>
-        <w:t xml:space="preserve">nothing in the swing of the front door.</w:t>
-      </w:r>
-    </w:p>
-    <w:p>
-      <w:r>
-        <w:br w:type="page"/>
-      </w:r>
-    </w:p>
-    <w:p>
-      <w:pPr>
-        <w:pStyle w:val="Heading3"/>
-      </w:pPr>
-      <w:bookmarkStart w:id="25" w:name="card-4-the-ahmed-family-path-a"/>
-      <w:r>
-        <w:t xml:space="preserve">Card 4: The Ahmed family (Path A)</w:t>
-      </w:r>
-      <w:bookmarkEnd w:id="25"/>
-    </w:p>
-    <w:p>
-      <w:pPr>
-        <w:pStyle w:val="FirstParagraph"/>
-      </w:pPr>
-      <w:r>
-        <w:t xml:space="preserve">Picture line: a crib</w:t>
-      </w:r>
-    </w:p>
-    <w:p>
-      <w:pPr>
-        <w:pStyle w:val="BodyText"/>
-      </w:pPr>
-      <w:r>
-        <w:rPr>
-          <w:b/>
-        </w:rPr>
-        <w:t xml:space="preserve">Who:</w:t>
-      </w:r>
-      <w:r>
-        <w:t xml:space="preserve"> </w:t>
-      </w:r>
-      <w:r>
-        <w:t xml:space="preserve">Sami and Leyla Ahmed live in a one-bedroom apartment. Their first baby is due next month. The baby will sleep in their bedroom for the first year.</w:t>
-      </w:r>
-    </w:p>
-    <w:p>
-      <w:pPr>
-        <w:pStyle w:val="BodyText"/>
-      </w:pPr>
-      <w:r>
-        <w:rPr>
-          <w:b/>
-        </w:rPr>
-        <w:t xml:space="preserve">The room:</w:t>
-      </w:r>
-      <w:r>
-        <w:t xml:space="preserve"> </w:t>
-      </w:r>
-      <w:r>
-        <w:t xml:space="preserve">11 feet by 13 feet. The door is 3 feet wide, on an 11-foot wall, at the corner; it swings into the room. One window, 4 feet wide, is centered on a 13-foot wall. The closet is 2 feet deep by 5 feet wide, on the other 13-foot wall, near the door. Ceiling 8 feet.</w:t>
-      </w:r>
-    </w:p>
-    <w:p>
-      <w:pPr>
-        <w:pStyle w:val="BodyText"/>
-      </w:pPr>
-      <w:r>
-        <w:rPr>
-          <w:b/>
-        </w:rPr>
-        <w:t xml:space="preserve">Must have (needs):</w:t>
-      </w:r>
-      <w:r>
-        <w:t xml:space="preserve"> </w:t>
-      </w:r>
-      <w:r>
-        <w:t xml:space="preserve">- Their full-size bed stays</w:t>
-      </w:r>
-      <w:r>
-        <w:t xml:space="preserve"> </w:t>
-      </w:r>
-      <w:r>
-        <w:t xml:space="preserve">- A crib with clear space around it, at least 3 feet from the window and from any cord, heater, or shelf that could fall</w:t>
-      </w:r>
-      <w:r>
-        <w:t xml:space="preserve"> </w:t>
-      </w:r>
-      <w:r>
-        <w:t xml:space="preserve">- A changing spot with supplies within arm’s reach, so no one turns away from the baby</w:t>
-      </w:r>
-      <w:r>
-        <w:t xml:space="preserve"> </w:t>
-      </w:r>
-      <w:r>
-        <w:t xml:space="preserve">- A chair for night feedings, near the crib</w:t>
-      </w:r>
-      <w:r>
-        <w:t xml:space="preserve"> </w:t>
-      </w:r>
-      <w:r>
-        <w:t xml:space="preserve">- A clear path at least 30 inches wide from the door to the bed, the crib, and the closet</w:t>
-      </w:r>
-      <w:r>
-        <w:t xml:space="preserve"> </w:t>
-      </w:r>
-      <w:r>
-        <w:t xml:space="preserve">- Window coverings with no dangling cords</w:t>
-      </w:r>
-    </w:p>
-    <w:p>
-      <w:pPr>
-        <w:pStyle w:val="BodyText"/>
-      </w:pPr>
-      <w:r>
-        <w:rPr>
-          <w:b/>
-        </w:rPr>
-        <w:t xml:space="preserve">Would like (wants):</w:t>
-      </w:r>
-      <w:r>
-        <w:t xml:space="preserve"> </w:t>
-      </w:r>
-      <w:r>
-        <w:t xml:space="preserve">- A lamp that can dim</w:t>
-      </w:r>
-      <w:r>
-        <w:t xml:space="preserve"> </w:t>
-      </w:r>
-      <w:r>
-        <w:t xml:space="preserve">- Soft, calm colors</w:t>
-      </w:r>
-      <w:r>
-        <w:t xml:space="preserve"> </w:t>
-      </w:r>
-      <w:r>
-        <w:t xml:space="preserve">- A small dresser for baby clothes</w:t>
-      </w:r>
-    </w:p>
-    <w:p>
-      <w:pPr>
-        <w:pStyle w:val="BodyText"/>
-      </w:pPr>
-      <w:r>
-        <w:rPr>
-          <w:b/>
-        </w:rPr>
-        <w:t xml:space="preserve">Budget:</w:t>
-      </w:r>
-      <w:r>
-        <w:t xml:space="preserve"> </w:t>
-      </w:r>
-      <w:r>
-        <w:t xml:space="preserve">$400</w:t>
-      </w:r>
-      <w:r>
-        <w:t xml:space="preserve"> </w:t>
-      </w:r>
-      <w:r>
-        <w:rPr>
-          <w:rStyle w:val="TeacherNote"/>
-        </w:rPr>
-        <w:t xml:space="preserve">[update]</w:t>
-      </w:r>
-    </w:p>
-    <w:p>
-      <w:pPr>
-        <w:pStyle w:val="BodyText"/>
-      </w:pPr>
-      <w:r>
-        <w:rPr>
-          <w:b/>
-        </w:rPr>
-        <w:t xml:space="preserve">The rule:</w:t>
-      </w:r>
-      <w:r>
-        <w:t xml:space="preserve"> </w:t>
-      </w:r>
-      <w:r>
-        <w:t xml:space="preserve">nothing goes in the crib but the baby and a fitted sheet (safe sleep, from Lesson 3.17).</w:t>
-      </w:r>
-    </w:p>
-    <w:p>
-      <w:r>
-        <w:br w:type="page"/>
-      </w:r>
-    </w:p>
-    <w:p>
-      <w:pPr>
-        <w:pStyle w:val="Heading3"/>
-      </w:pPr>
-      <w:bookmarkStart w:id="26" w:name="card-5-jordan-and-sam-path-b-tiny-house"/>
-      <w:r>
-        <w:t xml:space="preserve">Card 5: Jordan and Sam (Path B, Tiny House)</w:t>
-      </w:r>
-      <w:bookmarkEnd w:id="26"/>
-    </w:p>
-    <w:p>
-      <w:pPr>
-        <w:pStyle w:val="FirstParagraph"/>
-      </w:pPr>
-      <w:r>
-        <w:t xml:space="preserve">Picture line: a tiny house on a trailer</w:t>
-      </w:r>
-    </w:p>
-    <w:p>
-      <w:pPr>
-        <w:pStyle w:val="BodyText"/>
-      </w:pPr>
-      <w:r>
-        <w:rPr>
-          <w:b/>
-        </w:rPr>
-        <w:t xml:space="preserve">Who:</w:t>
-      </w:r>
-      <w:r>
-        <w:t xml:space="preserve"> </w:t>
-      </w:r>
-      <w:r>
-        <w:t xml:space="preserve">Jordan and Sam are a couple in their late twenties. They both work from laptops. They want to own a home without a mortgage, so they are building a tiny house on a trailer. The shell is built. The inside is empty.</w:t>
-      </w:r>
-    </w:p>
-    <w:p>
-      <w:pPr>
-        <w:pStyle w:val="BodyText"/>
-      </w:pPr>
-      <w:r>
-        <w:rPr>
-          <w:b/>
-        </w:rPr>
-        <w:t xml:space="preserve">The home:</w:t>
-      </w:r>
-      <w:r>
-        <w:t xml:space="preserve"> </w:t>
-      </w:r>
-      <w:r>
-        <w:t xml:space="preserve">the inside is 8 feet wide by 24 feet long (192 square feet). The ceiling is 10 feet at the high end. A sleeping loft, 8 feet by 8 feet, sits over one end of the house, with 4 feet of headroom (nobody can stand up there). Under the loft the ceiling is 6 feet. The door is 3 feet wide, on a long wall, 3 feet from the loft end, and swings out. There are two windows, 3 feet wide each, on each long wall, and one small window at the far end.</w:t>
-      </w:r>
-    </w:p>
-    <w:p>
-      <w:pPr>
-        <w:pStyle w:val="BodyText"/>
-      </w:pPr>
-      <w:r>
-        <w:rPr>
-          <w:b/>
-        </w:rPr>
-        <w:t xml:space="preserve">Must have (needs):</w:t>
-      </w:r>
-      <w:r>
-        <w:t xml:space="preserve"> </w:t>
-      </w:r>
-      <w:r>
-        <w:t xml:space="preserve">- A kitchen with a two-burner cooktop, a sink, a mini fridge, and at least 4 feet of counter</w:t>
-      </w:r>
-      <w:r>
-        <w:t xml:space="preserve"> </w:t>
-      </w:r>
-      <w:r>
-        <w:t xml:space="preserve">- A bathroom, 3 feet by 5 feet, with a shower and a composting toilet, with a door or a curtain</w:t>
-      </w:r>
-      <w:r>
-        <w:t xml:space="preserve"> </w:t>
-      </w:r>
-      <w:r>
-        <w:t xml:space="preserve">- A table where two people can work and eat at the same time</w:t>
-      </w:r>
-      <w:r>
-        <w:t xml:space="preserve"> </w:t>
-      </w:r>
-      <w:r>
-        <w:t xml:space="preserve">- Seating for two</w:t>
-      </w:r>
-      <w:r>
-        <w:t xml:space="preserve"> </w:t>
-      </w:r>
-      <w:r>
-        <w:t xml:space="preserve">- Storage for clothes and for food</w:t>
-      </w:r>
-      <w:r>
-        <w:t xml:space="preserve"> </w:t>
-      </w:r>
-      <w:r>
-        <w:t xml:space="preserve">- The loft is the bedroom: a mattress up there and a ladder or stairs to reach it</w:t>
-      </w:r>
-      <w:r>
-        <w:t xml:space="preserve"> </w:t>
-      </w:r>
-      <w:r>
-        <w:t xml:space="preserve">- A clear path at least 30 inches wide from the door to every zone</w:t>
-      </w:r>
-    </w:p>
-    <w:p>
-      <w:pPr>
-        <w:pStyle w:val="BodyText"/>
-      </w:pPr>
-      <w:r>
-        <w:rPr>
-          <w:b/>
-        </w:rPr>
-        <w:t xml:space="preserve">Would like (wants):</w:t>
-      </w:r>
-      <w:r>
-        <w:t xml:space="preserve"> </w:t>
-      </w:r>
-      <w:r>
-        <w:t xml:space="preserve">- A spot for one bike inside</w:t>
-      </w:r>
-      <w:r>
-        <w:t xml:space="preserve"> </w:t>
-      </w:r>
-      <w:r>
-        <w:t xml:space="preserve">- A window seat</w:t>
-      </w:r>
-      <w:r>
-        <w:t xml:space="preserve"> </w:t>
-      </w:r>
-      <w:r>
-        <w:t xml:space="preserve">- Plants</w:t>
-      </w:r>
-      <w:r>
-        <w:t xml:space="preserve"> </w:t>
-      </w:r>
-      <w:r>
-        <w:t xml:space="preserve">- They like white, natural wood, and green</w:t>
-      </w:r>
-    </w:p>
-    <w:p>
-      <w:pPr>
-        <w:pStyle w:val="BodyText"/>
-      </w:pPr>
-      <w:r>
-        <w:rPr>
-          <w:b/>
-        </w:rPr>
-        <w:t xml:space="preserve">Budget:</w:t>
-      </w:r>
-      <w:r>
-        <w:t xml:space="preserve"> </w:t>
-      </w:r>
-      <w:r>
-        <w:t xml:space="preserve">$1,500 for the interior (furniture, fixtures, storage, finish; not the building itself)</w:t>
-      </w:r>
-      <w:r>
-        <w:t xml:space="preserve"> </w:t>
-      </w:r>
-      <w:r>
-        <w:rPr>
-          <w:rStyle w:val="TeacherNote"/>
-        </w:rPr>
-        <w:t xml:space="preserve">[update]</w:t>
-      </w:r>
-    </w:p>
-    <w:p>
-      <w:pPr>
-        <w:pStyle w:val="BodyText"/>
-      </w:pPr>
-      <w:r>
-        <w:rPr>
-          <w:b/>
-        </w:rPr>
-        <w:t xml:space="preserve">The rule:</w:t>
-      </w:r>
-      <w:r>
-        <w:t xml:space="preserve"> </w:t>
-      </w:r>
-      <w:r>
-        <w:t xml:space="preserve">every piece has to fit through the 3-foot door or fold.</w:t>
-      </w:r>
-    </w:p>
-    <w:p>
-      <w:r>
-        <w:br w:type="page"/>
-      </w:r>
-    </w:p>
-    <w:p>
-      <w:pPr>
-        <w:pStyle w:val="Heading3"/>
-      </w:pPr>
-      <w:bookmarkStart w:id="27" w:name="card-6-the-rivera-family-path-a"/>
-      <w:r>
-        <w:t xml:space="preserve">Card 6: The Rivera family (Path A)</w:t>
-      </w:r>
-      <w:bookmarkEnd w:id="27"/>
-    </w:p>
-    <w:p>
-      <w:pPr>
-        <w:pStyle w:val="FirstParagraph"/>
-      </w:pPr>
-      <w:r>
-        <w:t xml:space="preserve">Picture line: a wheelchair</w:t>
-      </w:r>
-    </w:p>
-    <w:p>
-      <w:pPr>
-        <w:pStyle w:val="BodyText"/>
-      </w:pPr>
-      <w:r>
-        <w:rPr>
-          <w:b/>
-        </w:rPr>
-        <w:t xml:space="preserve">Who:</w:t>
-      </w:r>
-      <w:r>
-        <w:t xml:space="preserve"> </w:t>
-      </w:r>
-      <w:r>
-        <w:t xml:space="preserve">Marco Rivera, 15, uses a manual wheelchair after a car accident last year. He is back at school, plays video games, and is tired of a bedroom he cannot get around in.</w:t>
-      </w:r>
-    </w:p>
-    <w:p>
-      <w:pPr>
-        <w:pStyle w:val="BodyText"/>
-      </w:pPr>
-      <w:r>
-        <w:rPr>
-          <w:b/>
-        </w:rPr>
-        <w:t xml:space="preserve">The room:</w:t>
-      </w:r>
-      <w:r>
-        <w:t xml:space="preserve"> </w:t>
-      </w:r>
-      <w:r>
-        <w:t xml:space="preserve">12 feet by 14 feet. The door is on a 12-foot wall, at the corner, and is being widened to 36 inches clear; it swings into the room. One window, 4 feet wide, is centered on a 14-foot wall. The closet is 2 feet deep by 6 feet wide, on the 12-foot wall opposite the door. Ceiling 8 feet.</w:t>
-      </w:r>
-    </w:p>
-    <w:p>
-      <w:pPr>
-        <w:pStyle w:val="BodyText"/>
-      </w:pPr>
-      <w:r>
-        <w:rPr>
-          <w:b/>
-        </w:rPr>
-        <w:t xml:space="preserve">Must have (needs):</w:t>
-      </w:r>
-      <w:r>
-        <w:t xml:space="preserve"> </w:t>
-      </w:r>
-      <w:r>
-        <w:t xml:space="preserve">- A turning circle 60 inches (5 feet) across, somewhere in the open floor, and space to turn beside the bed</w:t>
-      </w:r>
-      <w:r>
-        <w:t xml:space="preserve"> </w:t>
-      </w:r>
-      <w:r>
-        <w:t xml:space="preserve">- A clear path at least 36 inches wide from the door to the bed, the desk, the closet, and the window</w:t>
-      </w:r>
-      <w:r>
-        <w:t xml:space="preserve"> </w:t>
-      </w:r>
-      <w:r>
-        <w:t xml:space="preserve">- A bed about 20 inches high (the same as his chair seat), with open space on one side for the transfer</w:t>
-      </w:r>
-      <w:r>
-        <w:t xml:space="preserve"> </w:t>
-      </w:r>
-      <w:r>
-        <w:t xml:space="preserve">- A desk he can roll under: open underneath, 27 to 30 inches high</w:t>
-      </w:r>
-      <w:r>
-        <w:t xml:space="preserve"> </w:t>
-      </w:r>
-      <w:r>
-        <w:t xml:space="preserve">- A closet rod at 48 inches or lower, and shelves he can reach from the chair</w:t>
-      </w:r>
-      <w:r>
-        <w:t xml:space="preserve"> </w:t>
-      </w:r>
-      <w:r>
-        <w:t xml:space="preserve">- Light switches and outlets he can reach from the chair</w:t>
-      </w:r>
-      <w:r>
-        <w:t xml:space="preserve"> </w:t>
-      </w:r>
-      <w:r>
-        <w:t xml:space="preserve">- Nothing on the floor that catches wheels (no thick rugs)</w:t>
-      </w:r>
-    </w:p>
-    <w:p>
-      <w:pPr>
-        <w:pStyle w:val="BodyText"/>
-      </w:pPr>
-      <w:r>
-        <w:rPr>
-          <w:b/>
-        </w:rPr>
-        <w:t xml:space="preserve">Would like (wants):</w:t>
-      </w:r>
-      <w:r>
-        <w:t xml:space="preserve"> </w:t>
-      </w:r>
-      <w:r>
-        <w:t xml:space="preserve">- A gaming setup</w:t>
-      </w:r>
-      <w:r>
-        <w:t xml:space="preserve"> </w:t>
-      </w:r>
-      <w:r>
-        <w:t xml:space="preserve">- A wall for posters</w:t>
-      </w:r>
-      <w:r>
-        <w:t xml:space="preserve"> </w:t>
-      </w:r>
-      <w:r>
-        <w:t xml:space="preserve">- He likes gray and orange</w:t>
-      </w:r>
-    </w:p>
-    <w:p>
-      <w:pPr>
-        <w:pStyle w:val="BodyText"/>
       </w:pPr>
       <w:r>
         <w:rPr>
@@ -2280,8 +2622,147 @@
       </w:pPr>
     </w:lvl>
   </w:abstractNum>
+  <w:abstractNum w:abstractNumId="991">
+    <w:nsid w:val="ea454b4c"/>
+    <w:multiLevelType w:val="multilevel"/>
+    <w:lvl w:ilvl="0">
+      <w:numFmt w:val="bullet"/>
+      <w:lvlText w:val="•"/>
+      <w:lvlJc w:val="left"/>
+      <w:pPr>
+        <w:tabs>
+          <w:tab w:val="num" w:pos="0"/>
+        </w:tabs>
+        <w:ind w:left="480" w:hanging="480"/>
+      </w:pPr>
+    </w:lvl>
+    <w:lvl w:ilvl="1">
+      <w:numFmt w:val="bullet"/>
+      <w:lvlText w:val="–"/>
+      <w:lvlJc w:val="left"/>
+      <w:pPr>
+        <w:tabs>
+          <w:tab w:val="num" w:pos="720"/>
+        </w:tabs>
+        <w:ind w:left="1200" w:hanging="480"/>
+      </w:pPr>
+    </w:lvl>
+    <w:lvl w:ilvl="2">
+      <w:numFmt w:val="bullet"/>
+      <w:lvlText w:val="•"/>
+      <w:lvlJc w:val="left"/>
+      <w:pPr>
+        <w:tabs>
+          <w:tab w:val="num" w:pos="1440"/>
+        </w:tabs>
+        <w:ind w:left="1920" w:hanging="480"/>
+      </w:pPr>
+    </w:lvl>
+    <w:lvl w:ilvl="3">
+      <w:numFmt w:val="bullet"/>
+      <w:lvlText w:val="–"/>
+      <w:lvlJc w:val="left"/>
+      <w:pPr>
+        <w:tabs>
+          <w:tab w:val="num" w:pos="2160"/>
+        </w:tabs>
+        <w:ind w:left="2640" w:hanging="480"/>
+      </w:pPr>
+    </w:lvl>
+    <w:lvl w:ilvl="4">
+      <w:numFmt w:val="bullet"/>
+      <w:lvlText w:val="•"/>
+      <w:lvlJc w:val="left"/>
+      <w:pPr>
+        <w:tabs>
+          <w:tab w:val="num" w:pos="2880"/>
+        </w:tabs>
+        <w:ind w:left="3360" w:hanging="480"/>
+      </w:pPr>
+    </w:lvl>
+    <w:lvl w:ilvl="5">
+      <w:numFmt w:val="bullet"/>
+      <w:lvlText w:val="–"/>
+      <w:lvlJc w:val="left"/>
+      <w:pPr>
+        <w:tabs>
+          <w:tab w:val="num" w:pos="3600"/>
+        </w:tabs>
+        <w:ind w:left="4080" w:hanging="480"/>
+      </w:pPr>
+    </w:lvl>
+    <w:lvl w:ilvl="6">
+      <w:numFmt w:val="bullet"/>
+      <w:lvlText w:val="•"/>
+      <w:lvlJc w:val="left"/>
+      <w:pPr>
+        <w:tabs>
+          <w:tab w:val="num" w:pos="4320"/>
+        </w:tabs>
+        <w:ind w:left="4800" w:hanging="480"/>
+      </w:pPr>
+    </w:lvl>
+    <w:lvl w:ilvl="7">
+      <w:numFmt w:val="bullet"/>
+      <w:lvlText w:val="–"/>
+      <w:lvlJc w:val="left"/>
+      <w:pPr>
+        <w:tabs>
+          <w:tab w:val="num" w:pos="5040"/>
+        </w:tabs>
+        <w:ind w:left="5520" w:hanging="480"/>
+      </w:pPr>
+    </w:lvl>
+    <w:lvl w:ilvl="8">
+      <w:numFmt w:val="bullet"/>
+      <w:lvlText w:val="•"/>
+      <w:lvlJc w:val="left"/>
+      <w:pPr>
+        <w:tabs>
+          <w:tab w:val="num" w:pos="5760"/>
+        </w:tabs>
+        <w:ind w:left="6240" w:hanging="480"/>
+      </w:pPr>
+    </w:lvl>
+  </w:abstractNum>
   <w:num w:numId="1000">
     <w:abstractNumId w:val="990"/>
+  </w:num>
+  <w:num w:numId="1001">
+    <w:abstractNumId w:val="991"/>
+  </w:num>
+  <w:num w:numId="1002">
+    <w:abstractNumId w:val="991"/>
+  </w:num>
+  <w:num w:numId="1003">
+    <w:abstractNumId w:val="991"/>
+  </w:num>
+  <w:num w:numId="1004">
+    <w:abstractNumId w:val="991"/>
+  </w:num>
+  <w:num w:numId="1005">
+    <w:abstractNumId w:val="991"/>
+  </w:num>
+  <w:num w:numId="1006">
+    <w:abstractNumId w:val="991"/>
+  </w:num>
+  <w:num w:numId="1007">
+    <w:abstractNumId w:val="991"/>
+  </w:num>
+  <w:num w:numId="1008">
+    <w:abstractNumId w:val="991"/>
+  </w:num>
+  <w:num w:numId="1009">
+    <w:abstractNumId w:val="991"/>
+  </w:num>
+  <w:num w:numId="1010">
+    <w:abstractNumId w:val="991"/>
+  </w:num>
+  <w:num w:numId="1011">
+    <w:abstractNumId w:val="991"/>
+  </w:num>
+  <w:num w:numId="1012">
+    <w:abstractNumId w:val="991"/>
   </w:num>
 </w:numbering>
 </file>

--- a/downloads/teacher/05 Materials/Unit 04/Handouts/Handout 04.11 - Client Cards and Needs and Wants List.docx
+++ b/downloads/teacher/05 Materials/Unit 04/Handouts/Handout 04.11 - Client Cards and Needs and Wants List.docx
@@ -246,15 +246,6 @@
       <w:r>
         <w:t xml:space="preserve">$400</w:t>
       </w:r>
-      <w:r>
-        <w:t xml:space="preserve"> </w:t>
-      </w:r>
-      <w:r>
-        <w:rPr>
-          <w:rStyle w:val="TeacherNote"/>
-        </w:rPr>
-        <w:t xml:space="preserve">[update]</w:t>
-      </w:r>
     </w:p>
     <w:p>
       <w:pPr>
@@ -464,15 +455,6 @@
       <w:r>
         <w:t xml:space="preserve">$400</w:t>
       </w:r>
-      <w:r>
-        <w:t xml:space="preserve"> </w:t>
-      </w:r>
-      <w:r>
-        <w:rPr>
-          <w:rStyle w:val="TeacherNote"/>
-        </w:rPr>
-        <w:t xml:space="preserve">[update]</w:t>
-      </w:r>
     </w:p>
     <w:p>
       <w:pPr>
@@ -706,15 +688,6 @@
       <w:r>
         <w:t xml:space="preserve">$400</w:t>
       </w:r>
-      <w:r>
-        <w:t xml:space="preserve"> </w:t>
-      </w:r>
-      <w:r>
-        <w:rPr>
-          <w:rStyle w:val="TeacherNote"/>
-        </w:rPr>
-        <w:t xml:space="preserve">[update]</w:t>
-      </w:r>
     </w:p>
     <w:p>
       <w:pPr>
@@ -936,15 +909,6 @@
       <w:r>
         <w:t xml:space="preserve">$400</w:t>
       </w:r>
-      <w:r>
-        <w:t xml:space="preserve"> </w:t>
-      </w:r>
-      <w:r>
-        <w:rPr>
-          <w:rStyle w:val="TeacherNote"/>
-        </w:rPr>
-        <w:t xml:space="preserve">[update]</w:t>
-      </w:r>
     </w:p>
     <w:p>
       <w:pPr>
@@ -1190,15 +1154,6 @@
       <w:r>
         <w:t xml:space="preserve">$1,500 for the interior (furniture, fixtures, storage, finish; not the building itself)</w:t>
       </w:r>
-      <w:r>
-        <w:t xml:space="preserve"> </w:t>
-      </w:r>
-      <w:r>
-        <w:rPr>
-          <w:rStyle w:val="TeacherNote"/>
-        </w:rPr>
-        <w:t xml:space="preserve">[update]</w:t>
-      </w:r>
     </w:p>
     <w:p>
       <w:pPr>
@@ -1431,15 +1386,6 @@
       </w:r>
       <w:r>
         <w:t xml:space="preserve">$400</w:t>
-      </w:r>
-      <w:r>
-        <w:t xml:space="preserve"> </w:t>
-      </w:r>
-      <w:r>
-        <w:rPr>
-          <w:rStyle w:val="TeacherNote"/>
-        </w:rPr>
-        <w:t xml:space="preserve">[update]</w:t>
       </w:r>
     </w:p>
     <w:p>
@@ -2204,15 +2150,6 @@
       </w:pPr>
       <w:r>
         <w:t xml:space="preserve">Word bank: need (ihtiyaç / necessidade / necesidad), want (istek / desejo / deseo), client (müşteri / cliente / cliente), budget (bütçe / orçamento / presupuesto), rule (kural / regra / regla).</w:t>
-      </w:r>
-      <w:r>
-        <w:t xml:space="preserve"> </w:t>
-      </w:r>
-      <w:r>
-        <w:rPr>
-          <w:rStyle w:val="TeacherNote"/>
-        </w:rPr>
-        <w:t xml:space="preserve">[check with a native speaker]</w:t>
       </w:r>
     </w:p>
     <w:p>
